--- a/AMBA_Vollbetrieb_mit_Strom_Vorlage.docx
+++ b/AMBA_Vollbetrieb_mit_Strom_Vorlage.docx
@@ -2021,6 +2021,7 @@
             <w14:uncheckedState w14:val="2610" w14:font="MS Gothic"/>
           </w14:checkbox>
         </w:sdtPr>
+        <w:sdtEndPr/>
         <w:sdtContent>
           <w:r>
             <w:rPr>
@@ -2066,6 +2067,7 @@
             <w14:uncheckedState w14:val="2610" w14:font="MS Gothic"/>
           </w14:checkbox>
         </w:sdtPr>
+        <w:sdtEndPr/>
         <w:sdtContent>
           <w:r>
             <w:rPr>
@@ -2111,6 +2113,7 @@
             <w14:uncheckedState w14:val="2610" w14:font="MS Gothic"/>
           </w14:checkbox>
         </w:sdtPr>
+        <w:sdtEndPr/>
         <w:sdtContent>
           <w:r>
             <w:rPr>
@@ -2156,6 +2159,7 @@
             <w14:uncheckedState w14:val="2610" w14:font="MS Gothic"/>
           </w14:checkbox>
         </w:sdtPr>
+        <w:sdtEndPr/>
         <w:sdtContent>
           <w:r>
             <w:rPr>
@@ -2215,6 +2219,7 @@
             <w14:uncheckedState w14:val="2610" w14:font="MS Gothic"/>
           </w14:checkbox>
         </w:sdtPr>
+        <w:sdtEndPr/>
         <w:sdtContent>
           <w:r>
             <w:rPr>
@@ -2267,6 +2272,7 @@
             <w14:uncheckedState w14:val="2610" w14:font="MS Gothic"/>
           </w14:checkbox>
         </w:sdtPr>
+        <w:sdtEndPr/>
         <w:sdtContent>
           <w:r>
             <w:rPr>
@@ -2312,6 +2318,7 @@
             <w14:uncheckedState w14:val="2610" w14:font="MS Gothic"/>
           </w14:checkbox>
         </w:sdtPr>
+        <w:sdtEndPr/>
         <w:sdtContent>
           <w:r>
             <w:rPr>
@@ -2385,6 +2392,7 @@
             <w14:uncheckedState w14:val="2610" w14:font="MS Gothic"/>
           </w14:checkbox>
         </w:sdtPr>
+        <w:sdtEndPr/>
         <w:sdtContent>
           <w:r>
             <w:rPr>
@@ -2430,6 +2438,7 @@
             <w14:uncheckedState w14:val="2610" w14:font="MS Gothic"/>
           </w14:checkbox>
         </w:sdtPr>
+        <w:sdtEndPr/>
         <w:sdtContent>
           <w:r>
             <w:rPr>
@@ -2476,6 +2485,7 @@
             <w14:uncheckedState w14:val="2610" w14:font="MS Gothic"/>
           </w14:checkbox>
         </w:sdtPr>
+        <w:sdtEndPr/>
         <w:sdtContent>
           <w:r>
             <w:rPr>
@@ -2535,6 +2545,7 @@
             <w14:uncheckedState w14:val="2610" w14:font="MS Gothic"/>
           </w14:checkbox>
         </w:sdtPr>
+        <w:sdtEndPr/>
         <w:sdtContent>
           <w:r>
             <w:rPr>
@@ -2608,6 +2619,7 @@
             <w14:uncheckedState w14:val="2610" w14:font="MS Gothic"/>
           </w14:checkbox>
         </w:sdtPr>
+        <w:sdtEndPr/>
         <w:sdtContent>
           <w:r>
             <w:rPr>
@@ -2674,6 +2686,7 @@
             <w14:uncheckedState w14:val="2610" w14:font="MS Gothic"/>
           </w14:checkbox>
         </w:sdtPr>
+        <w:sdtEndPr/>
         <w:sdtContent>
           <w:r>
             <w:rPr>
@@ -5468,6 +5481,7 @@
             <w14:uncheckedState w14:val="2610" w14:font="MS Gothic"/>
           </w14:checkbox>
         </w:sdtPr>
+        <w:sdtEndPr/>
         <w:sdtContent>
           <w:r>
             <w:rPr>
@@ -5550,6 +5564,7 @@
             <w14:uncheckedState w14:val="2610" w14:font="MS Gothic"/>
           </w14:checkbox>
         </w:sdtPr>
+        <w:sdtEndPr/>
         <w:sdtContent>
           <w:r>
             <w:rPr>
@@ -8955,7 +8970,7 @@
         <w:rPr>
           <w:rFonts w:cstheme="majorHAnsi"/>
         </w:rPr>
-        <w:t>{{AP_KFM_NAME}}</w:t>
+        <w:t>{{APKFMNAME}}</w:t>
       </w:r>
     </w:p>
     <w:p>
@@ -9023,7 +9038,7 @@
         <w:rPr>
           <w:rFonts w:cstheme="majorHAnsi"/>
         </w:rPr>
-        <w:t>{{AP_KFM_TEL}}</w:t>
+        <w:t>{{APKFMTEL}}</w:t>
       </w:r>
     </w:p>
     <w:p>
@@ -9085,7 +9100,7 @@
         <w:rPr>
           <w:rFonts w:cstheme="majorHAnsi"/>
         </w:rPr>
-        <w:t>{{AP_KFM_MAIL}}</w:t>
+        <w:t>{{APKFMMAIL}}</w:t>
       </w:r>
     </w:p>
     <w:p>
@@ -9147,7 +9162,7 @@
         <w:rPr>
           <w:rFonts w:cstheme="majorHAnsi"/>
         </w:rPr>
-        <w:t>{{AP_TECH_NAME}}</w:t>
+        <w:t>{{APTECHNAME}}</w:t>
       </w:r>
     </w:p>
     <w:p>
@@ -9215,7 +9230,7 @@
         <w:rPr>
           <w:rFonts w:cstheme="majorHAnsi"/>
         </w:rPr>
-        <w:t>{{AP_TECH_TEL}}</w:t>
+        <w:t>{{APTECHTEL}}</w:t>
       </w:r>
     </w:p>
     <w:p>
@@ -9286,7 +9301,7 @@
         <w:rPr>
           <w:rFonts w:cstheme="majorHAnsi"/>
         </w:rPr>
-        <w:t>{{AP_TECH_MAIL}}</w:t>
+        <w:t>{{APTECHMAIL}}</w:t>
       </w:r>
     </w:p>
     <w:bookmarkEnd w:id="50"/>
@@ -9718,7 +9733,7 @@
                 <w:rFonts w:ascii="Arial" w:hAnsi="Arial"/>
                 <w:sz w:val="18"/>
               </w:rPr>
-              <w:t>{{STANDORT_1}}</w:t>
+              <w:t>{{STANDORT}}</w:t>
             </w:r>
           </w:p>
         </w:tc>
@@ -9744,7 +9759,7 @@
                 <w:rFonts w:ascii="Arial" w:hAnsi="Arial" w:cs="Arial"/>
                 <w:sz w:val="18"/>
               </w:rPr>
-              <w:t>{{ART_1}}</w:t>
+              <w:t>{{LADEEINRICHTUNG}}</w:t>
             </w:r>
           </w:p>
         </w:tc>
@@ -9769,7 +9784,7 @@
                 <w:rFonts w:ascii="Arial" w:hAnsi="Arial" w:cs="Arial"/>
                 <w:sz w:val="18"/>
               </w:rPr>
-              <w:t>{{ANZAHL_1}}</w:t>
+              <w:t>{{LADEPUNKTE}}</w:t>
             </w:r>
           </w:p>
         </w:tc>
@@ -16449,26 +16464,6 @@
 </file>
 
 <file path=customXml/item3.xml><?xml version="1.0" encoding="utf-8"?>
-<p:properties xmlns:p="http://schemas.microsoft.com/office/2006/metadata/properties" xmlns:xsi="http://www.w3.org/2001/XMLSchema-instance" xmlns:pc="http://schemas.microsoft.com/office/infopath/2007/PartnerControls">
-  <documentManagement>
-    <lcf76f155ced4ddcb4097134ff3c332f xmlns="8a383c2e-bd54-4902-a119-5b87932b8e96">
-      <Terms xmlns="http://schemas.microsoft.com/office/infopath/2007/PartnerControls"/>
-    </lcf76f155ced4ddcb4097134ff3c332f>
-    <TaxCatchAll xmlns="bb47c008-c9da-4c4d-aa48-f28061b9cf67" xsi:nil="true"/>
-  </documentManagement>
-</p:properties>
-</file>
-
-<file path=customXml/item4.xml><?xml version="1.0" encoding="utf-8"?>
-<?mso-contentType ?>
-<FormTemplates xmlns="http://schemas.microsoft.com/sharepoint/v3/contenttype/forms">
-  <Display>DocumentLibraryForm</Display>
-  <Edit>DocumentLibraryForm</Edit>
-  <New>DocumentLibraryForm</New>
-</FormTemplates>
-</file>
-
-<file path=customXml/item5.xml><?xml version="1.0" encoding="utf-8"?>
 <ct:contentTypeSchema xmlns:ct="http://schemas.microsoft.com/office/2006/metadata/contentType" xmlns:ma="http://schemas.microsoft.com/office/2006/metadata/properties/metaAttributes" ct:_="" ma:_="" ma:contentTypeName="Dokument" ma:contentTypeID="0x010100F51D2DA3021EF44F8FAF5E03764C10C1" ma:contentTypeVersion="18" ma:contentTypeDescription="Ein neues Dokument erstellen." ma:contentTypeScope="" ma:versionID="65ae19aaf4903a9cc4771ccf44afa25a">
   <xsd:schema xmlns:xsd="http://www.w3.org/2001/XMLSchema" xmlns:xs="http://www.w3.org/2001/XMLSchema" xmlns:p="http://schemas.microsoft.com/office/2006/metadata/properties" xmlns:ns2="8a383c2e-bd54-4902-a119-5b87932b8e96" xmlns:ns3="bb47c008-c9da-4c4d-aa48-f28061b9cf67" targetNamespace="http://schemas.microsoft.com/office/2006/metadata/properties" ma:root="true" ma:fieldsID="9ce011545154ca8ef0c23d278cf8cc60" ns2:_="" ns3:_="">
     <xsd:import namespace="8a383c2e-bd54-4902-a119-5b87932b8e96"/>
@@ -16723,6 +16718,26 @@
 </ct:contentTypeSchema>
 </file>
 
+<file path=customXml/item4.xml><?xml version="1.0" encoding="utf-8"?>
+<?mso-contentType ?>
+<FormTemplates xmlns="http://schemas.microsoft.com/sharepoint/v3/contenttype/forms">
+  <Display>DocumentLibraryForm</Display>
+  <Edit>DocumentLibraryForm</Edit>
+  <New>DocumentLibraryForm</New>
+</FormTemplates>
+</file>
+
+<file path=customXml/item5.xml><?xml version="1.0" encoding="utf-8"?>
+<p:properties xmlns:p="http://schemas.microsoft.com/office/2006/metadata/properties" xmlns:xsi="http://www.w3.org/2001/XMLSchema-instance" xmlns:pc="http://schemas.microsoft.com/office/infopath/2007/PartnerControls">
+  <documentManagement>
+    <lcf76f155ced4ddcb4097134ff3c332f xmlns="8a383c2e-bd54-4902-a119-5b87932b8e96">
+      <Terms xmlns="http://schemas.microsoft.com/office/infopath/2007/PartnerControls"/>
+    </lcf76f155ced4ddcb4097134ff3c332f>
+    <TaxCatchAll xmlns="bb47c008-c9da-4c4d-aa48-f28061b9cf67" xsi:nil="true"/>
+  </documentManagement>
+</p:properties>
+</file>
+
 <file path=customXml/itemProps1.xml><?xml version="1.0" encoding="utf-8"?>
 <ds:datastoreItem xmlns:ds="http://schemas.openxmlformats.org/officeDocument/2006/customXml" ds:itemID="{55AF091B-3C7A-41E3-B477-F2FDAA23CFDA}">
   <ds:schemaRefs>
@@ -16740,25 +16755,6 @@
 </file>
 
 <file path=customXml/itemProps3.xml><?xml version="1.0" encoding="utf-8"?>
-<ds:datastoreItem xmlns:ds="http://schemas.openxmlformats.org/officeDocument/2006/customXml" ds:itemID="{F5FA969F-C385-4949-9104-DB878B82F70E}">
-  <ds:schemaRefs>
-    <ds:schemaRef ds:uri="http://schemas.microsoft.com/office/2006/metadata/properties"/>
-    <ds:schemaRef ds:uri="http://schemas.microsoft.com/office/infopath/2007/PartnerControls"/>
-    <ds:schemaRef ds:uri="8a383c2e-bd54-4902-a119-5b87932b8e96"/>
-    <ds:schemaRef ds:uri="bb47c008-c9da-4c4d-aa48-f28061b9cf67"/>
-  </ds:schemaRefs>
-</ds:datastoreItem>
-</file>
-
-<file path=customXml/itemProps4.xml><?xml version="1.0" encoding="utf-8"?>
-<ds:datastoreItem xmlns:ds="http://schemas.openxmlformats.org/officeDocument/2006/customXml" ds:itemID="{846A5F5F-0CE6-4451-8402-A8F05F356EE1}">
-  <ds:schemaRefs>
-    <ds:schemaRef ds:uri="http://schemas.microsoft.com/sharepoint/v3/contenttype/forms"/>
-  </ds:schemaRefs>
-</ds:datastoreItem>
-</file>
-
-<file path=customXml/itemProps5.xml><?xml version="1.0" encoding="utf-8"?>
 <ds:datastoreItem xmlns:ds="http://schemas.openxmlformats.org/officeDocument/2006/customXml" ds:itemID="{495027AE-D16E-4B80-BBAB-C8A394312E4E}">
   <ds:schemaRefs>
     <ds:schemaRef ds:uri="http://schemas.microsoft.com/office/2006/metadata/contentType"/>
@@ -16775,4 +16771,23 @@
     <ds:schemaRef ds:uri="http://schemas.microsoft.com/internal/obd"/>
   </ds:schemaRefs>
 </ds:datastoreItem>
+</file>
+
+<file path=customXml/itemProps4.xml><?xml version="1.0" encoding="utf-8"?>
+<ds:datastoreItem xmlns:ds="http://schemas.openxmlformats.org/officeDocument/2006/customXml" ds:itemID="{846A5F5F-0CE6-4451-8402-A8F05F356EE1}">
+  <ds:schemaRefs>
+    <ds:schemaRef ds:uri="http://schemas.microsoft.com/sharepoint/v3/contenttype/forms"/>
+  </ds:schemaRefs>
+</ds:datastoreItem>
+</file>
+
+<file path=customXml/itemProps5.xml><?xml version="1.0" encoding="utf-8"?>
+<ds:datastoreItem xmlns:ds="http://schemas.openxmlformats.org/officeDocument/2006/customXml" ds:itemID="{F5FA969F-C385-4949-9104-DB878B82F70E}">
+  <ds:schemaRefs>
+    <ds:schemaRef ds:uri="http://schemas.microsoft.com/office/2006/metadata/properties"/>
+    <ds:schemaRef ds:uri="http://schemas.microsoft.com/office/infopath/2007/PartnerControls"/>
+    <ds:schemaRef ds:uri="8a383c2e-bd54-4902-a119-5b87932b8e96"/>
+    <ds:schemaRef ds:uri="bb47c008-c9da-4c4d-aa48-f28061b9cf67"/>
+  </ds:schemaRefs>
+</ds:datastoreItem>
 </file>